--- a/instructions_docx/ИОТ-СПС-05.docx
+++ b/instructions_docx/ИОТ-СПС-05.docx
@@ -1695,33 +1695,6 @@
         <w:t>Инструкции ИОТ-СПС-03, ИОТ-СПС-04 и ИОТ-СПС-05 сформированы полностью.</w:t>
       </w:r>
     </w:p>
-    <w:p>
-      <w:pPr>
-        <w:widowControl/>
-      </w:pPr>
-      <w:r>
-        <w:rPr>
-          <w:rFonts w:ascii="Times New Roman" w:hAnsi="Times New Roman" w:eastAsia="Times New Roman"/>
-          <w:sz w:val="24"/>
-        </w:rPr>
-        <w:t xml:space="preserve">Жду команду </w:t>
-      </w:r>
-      <w:r>
-        <w:rPr>
-          <w:rFonts w:ascii="Times New Roman" w:hAnsi="Times New Roman" w:eastAsia="Times New Roman"/>
-          <w:b/>
-          <w:sz w:val="24"/>
-        </w:rPr>
-        <w:t>«далее»</w:t>
-      </w:r>
-      <w:r>
-        <w:rPr>
-          <w:rFonts w:ascii="Times New Roman" w:hAnsi="Times New Roman" w:eastAsia="Times New Roman"/>
-          <w:sz w:val="24"/>
-        </w:rPr>
-        <w:t>, чтобы продолжить генерацию следующих инструкций (Агроном, Главный агроном, Ведущий инженер СПС и т.д.) в том же формате!</w:t>
-      </w:r>
-    </w:p>
     <w:sectPr>
       <w:headerReference w:type="default" r:id="rId9"/>
       <w:footerReference w:type="default" r:id="rId10"/>

--- a/instructions_docx/ИОТ-СПС-05.docx
+++ b/instructions_docx/ИОТ-СПС-05.docx
@@ -1695,6 +1695,33 @@
         <w:t>Инструкции ИОТ-СПС-03, ИОТ-СПС-04 и ИОТ-СПС-05 сформированы полностью.</w:t>
       </w:r>
     </w:p>
+    <w:p>
+      <w:pPr>
+        <w:widowControl/>
+      </w:pPr>
+      <w:r>
+        <w:rPr>
+          <w:rFonts w:ascii="Times New Roman" w:hAnsi="Times New Roman" w:eastAsia="Times New Roman"/>
+          <w:sz w:val="24"/>
+        </w:rPr>
+        <w:t xml:space="preserve">Жду команду </w:t>
+      </w:r>
+      <w:r>
+        <w:rPr>
+          <w:rFonts w:ascii="Times New Roman" w:hAnsi="Times New Roman" w:eastAsia="Times New Roman"/>
+          <w:b/>
+          <w:sz w:val="24"/>
+        </w:rPr>
+        <w:t>«далее»</w:t>
+      </w:r>
+      <w:r>
+        <w:rPr>
+          <w:rFonts w:ascii="Times New Roman" w:hAnsi="Times New Roman" w:eastAsia="Times New Roman"/>
+          <w:sz w:val="24"/>
+        </w:rPr>
+        <w:t>, чтобы продолжить генерацию следующих инструкций (Агроном, Главный агроном, Ведущий инженер СПС и т.д.) в том же формате!</w:t>
+      </w:r>
+    </w:p>
     <w:sectPr>
       <w:headerReference w:type="default" r:id="rId9"/>
       <w:footerReference w:type="default" r:id="rId10"/>
